--- a/paper/israeli_political_discourse_paper.docx
+++ b/paper/israeli_political_discourse_paper.docx
@@ -33,12 +33,12 @@
           <w:sz w:val="24"/>
           <w:szCs w:val="24"/>
         </w:rPr>
-        <w:t xml:space="preserve">Graduate Research Project</w:t>
-      </w:r>
-    </w:p>
-    <w:p>
-      <w:pPr>
-        <w:spacing w:after="480" w:before="0"/>
+        <w:t xml:space="preserve">Personal Research Project</w:t>
+      </w:r>
+    </w:p>
+    <w:p>
+      <w:pPr>
+        <w:spacing w:after="120" w:before="0"/>
         <w:jc w:val="center"/>
       </w:pPr>
       <w:r>
@@ -48,7 +48,39 @@
           <w:sz w:val="22"/>
           <w:szCs w:val="22"/>
         </w:rPr>
-        <w:t xml:space="preserve">2025–2026</w:t>
+        <w:t xml:space="preserve">Tweet data: March 2024 – April 2026  ·  Conflict data: October 7, 2023 – April 2026</w:t>
+      </w:r>
+    </w:p>
+    <w:p>
+      <w:pPr>
+        <w:spacing w:after="240" w:before="0"/>
+        <w:jc w:val="center"/>
+      </w:pPr>
+      <w:r>
+        <w:rPr>
+          <w:rFonts w:ascii="Arial" w:cs="Arial" w:eastAsia="Arial" w:hAnsi="Arial"/>
+          <w:color w:val="555555"/>
+          <w:sz w:val="22"/>
+          <w:szCs w:val="22"/>
+        </w:rPr>
+        <w:t xml:space="preserve">2026</w:t>
+      </w:r>
+    </w:p>
+    <w:p>
+      <w:pPr>
+        <w:spacing w:after="480" w:before="0"/>
+        <w:jc w:val="center"/>
+      </w:pPr>
+      <w:r>
+        <w:rPr>
+          <w:rFonts w:ascii="Arial" w:cs="Arial" w:eastAsia="Arial" w:hAnsi="Arial"/>
+          <w:i/>
+          <w:iCs/>
+          <w:color w:val="888888"/>
+          <w:sz w:val="20"/>
+          <w:szCs w:val="20"/>
+        </w:rPr>
+        <w:t xml:space="preserve">⚠️ Disclaimer: This is a personal research project focused purely on computational analysis of public political communication. The findings reflect statistical patterns in data and do not represent the author’s personal political views or any judgment about the conflict. All data is sourced from public X/Twitter posts and the ACLED open dataset.</w:t>
       </w:r>
     </w:p>
     <w:p>
@@ -84,7 +116,7 @@
           <w:sz w:val="24"/>
           <w:szCs w:val="24"/>
         </w:rPr>
-        <w:t xml:space="preserve">This paper presents a computational pipeline for analyzing political discourse on X/Twitter (formerly Twitter) during the multi-front war initiated on October 7, 2023. We collect 3,489 original tweets from five Israeli politicians spanning the political spectrum — Benjamin Netanyahu, Yair Lapid, Benny Gantz, Bezalel Smotrich, and Itamar Ben Gvir — covering the period March 2024 to April 2026. Using GPT-4o as an expert annotator, we label each tweet for stance toward the war (support, oppose, neutral) and narrative frame (blame, hero, threat, hope, victim, other), achieving substantial inter-annotator agreement for stance (κ=0.762) and moderate agreement for frame (κ=0.525). We apply BERTopic dynamic topic modeling, PCA-based ideology embedding, and temporal framing analysis to characterize each politician’s discursive trajectory. We then integrate real-world conflict event data from ACLED across six war fronts (Gaza, Lebanon, Syria, Yemen, Iran, and Israel) and apply Pearson correlation and Granger causality tests to examine the relationship between conflict intensity and political framing. Our key finding is a predominantly unidirectional causal relationship: conflict events predict subsequent framing shifts, with opposition politicians responding within 1–2 weeks and the Prime Minister on a 4-week lag. Notably, we identify a bidirectional relationship on the Iran front, where far-right political framing — particularly from Ben Gvir and Smotrich — Granger-causes subsequent conflict escalation, suggesting that extremist political discourse may serve as a leading indicator of military escalation.</w:t>
+        <w:t xml:space="preserve">This paper presents a computational pipeline for analyzing political discourse on X/Twitter (formerly Twitter) during the multi-front war initiated on October 7, 2023. We collect 3,489 original tweets from five Israeli politicians spanning the political spectrum — Benjamin Netanyahu, Yair Lapid, Benny Gantz, Bezalel Smotrich, and Itamar Ben Gvir — covering the period March 2024 to April 2026 (tweet corpus), integrated with ACLED conflict event data spanning October 7, 2023 to April 2026 (conflict data). Using GPT-4o as an expert annotator, we label each tweet for stance toward the war (support, oppose, neutral) and narrative frame (blame, hero, threat, hope, victim, other), achieving substantial inter-annotator agreement for stance (κ=0.762) and moderate agreement for frame (κ=0.525). We apply BERTopic dynamic topic modeling, PCA-based ideology embedding, and temporal framing analysis to characterize each politician’s discursive trajectory. We then integrate real-world conflict event data from ACLED across six war fronts (Gaza, Lebanon, Syria, Yemen, Iran, and Israel) and apply Pearson correlation and Granger causality tests to examine the relationship between conflict intensity and political framing. Our key finding is a predominantly unidirectional causal relationship: conflict events predict subsequent framing shifts, with opposition politicians responding within 1–2 weeks and the Prime Minister on a 4-week lag. Notably, we identify a bidirectional relationship on the Iran front, where far-right political framing — particularly from Ben Gvir and Smotrich — Granger-causes subsequent conflict escalation, suggesting that extremist political discourse may serve as a leading indicator of military escalation.</w:t>
       </w:r>
     </w:p>
     <w:p>
@@ -4817,7 +4849,7 @@
           <w:sz w:val="24"/>
           <w:szCs w:val="24"/>
         </w:rPr>
-        <w:t xml:space="preserve">Several limitations warrant acknowledgment. First, the tweet corpus begins in March 2024 rather than October 7, 2023, due to API availability constraints, missing the initial months of the conflict when framing patterns may have been most volatile. Second, ACLED conflict variables are aggregated at the country level within each front and do not distinguish between sub-types of events (e.g., airstrikes vs. ground battles). Third, frame inter-annotator agreement is moderate (κ=0.525), reflecting inherent ambiguity in frame boundary definitions, particularly between hero and threat frames. Fourth, Granger causality establishes predictive precedence but not structural causation; the bidirectional Iran findings should be treated as hypothesis-generating rather than confirmatory.</w:t>
+        <w:t xml:space="preserve">Several limitations warrant acknowledgment. First, the tweet corpus begins in March 2024 rather than October 7, 2023, due to X API availability constraints at time of collection, missing the initial and arguably most volatile months of the conflict. Future work should supplement with archived datasets covering the October 2023 – March 2024 period. Second, ACLED conflict variables are aggregated at the country level within each front and do not distinguish between sub-types of events (e.g., airstrikes vs. ground battles). Third, frame inter-annotator agreement is moderate (κ=0.525), reflecting inherent ambiguity in frame boundary definitions, particularly between hero and threat frames. Fourth, Granger causality establishes predictive precedence but not structural causation; the bidirectional Iran findings should be treated as hypothesis-generating rather than confirmatory.</w:t>
       </w:r>
     </w:p>
     <w:p>
